--- a/Øvelser/Biologi/peak-flow-maaling/peak-flow-maaling.docx
+++ b/Øvelser/Biologi/peak-flow-maaling/peak-flow-maaling.docx
@@ -848,7 +848,7 @@
       </w:tr>
     </w:tbl>
     <w:bookmarkEnd w:id="33"/>
-    <w:bookmarkStart w:id="34" w:name="registrering-af-målinger"/>
+    <w:bookmarkStart w:id="36" w:name="registrering-af-målinger"/>
     <w:p>
       <w:pPr>
         <w:pStyle w:val="Heading2"/>
@@ -923,178 +923,207 @@
         <w:t xml:space="preserve">______ cm</w:t>
       </w:r>
     </w:p>
-    <w:p>
-      <w:pPr>
-        <w:pStyle w:val="TableCaption"/>
-      </w:pPr>
-      <w:r>
-        <w:t xml:space="preserve">Dine egne tre pust, den højeste værdi og den forventede værdi aflæst i</w:t>
-      </w:r>
-      <w:r>
-        <w:t xml:space="preserve"> </w:t>
-      </w:r>
-      <w:hyperlink w:anchor="fig-diagram">
-        <w:r>
-          <w:rPr>
-            <w:rStyle w:val="Hyperlink"/>
-          </w:rPr>
-          <w:t xml:space="preserve">Figur 1</w:t>
-        </w:r>
-      </w:hyperlink>
-      <w:r>
-        <w:t xml:space="preserve">.</w:t>
-      </w:r>
-    </w:p>
     <w:tbl>
       <w:tblPr>
         <w:tblStyle w:val="Table"/>
-        <w:tblW w:type="auto" w:w="0"/>
-        <w:tblLook w:firstRow="1" w:lastRow="0" w:firstColumn="0" w:lastColumn="0" w:noHBand="0" w:noVBand="0" w:val="0020"/>
-        <w:tblCaption w:val="Dine egne tre pust, den højeste værdi og den forventede værdi aflæst i Figur 1."/>
+        <w:tblW w:type="pct" w:w="5000"/>
+        <w:tblLayout w:type="fixed"/>
+        <w:tblLook w:firstRow="0" w:lastRow="0" w:firstColumn="0" w:lastColumn="0" w:noHBand="0" w:noVBand="0" w:val="0000"/>
       </w:tblPr>
       <w:tblGrid>
-        <w:gridCol w:w="1320"/>
-        <w:gridCol w:w="1320"/>
-        <w:gridCol w:w="1320"/>
-        <w:gridCol w:w="1320"/>
-        <w:gridCol w:w="1320"/>
-        <w:gridCol w:w="1320"/>
+        <w:gridCol w:w="7920"/>
       </w:tblGrid>
       <w:tr>
-        <w:trPr>
-          <w:cantSplit/>
-          <w:tblHeader w:val="on"/>
-        </w:trPr>
         <w:tc>
           <w:tcPr/>
+          <w:bookmarkStart w:id="34" w:name="tbl-1"/>
           <w:p>
             <w:pPr>
-              <w:pStyle w:val="Compact"/>
-              <w:keepNext/>
-            </w:pPr>
-          </w:p>
-        </w:tc>
-        <w:tc>
-          <w:tcPr/>
-          <w:p>
-            <w:pPr>
-              <w:pStyle w:val="Compact"/>
-              <w:keepNext/>
               <w:jc w:val="center"/>
             </w:pPr>
+            <w:pPr>
+              <w:jc w:val="left"/>
+              <w:spacing w:before="200"/>
+              <w:pStyle w:val="ImageCaption"/>
+            </w:pPr>
             <w:r>
-              <w:t xml:space="preserve">Pust 1</w:t>
+              <w:t xml:space="preserve">Tabel 1: Dine egne tre pust, den højeste værdi og den forventede værdi aflæst i</w:t>
+            </w:r>
+            <w:r>
+              <w:t xml:space="preserve"> </w:t>
+            </w:r>
+            <w:hyperlink w:anchor="fig-diagram">
+              <w:r>
+                <w:rPr>
+                  <w:rStyle w:val="Hyperlink"/>
+                </w:rPr>
+                <w:t xml:space="preserve">Figur 1</w:t>
+              </w:r>
+            </w:hyperlink>
+            <w:r>
+              <w:t xml:space="preserve">.</w:t>
             </w:r>
           </w:p>
-        </w:tc>
-        <w:tc>
-          <w:tcPr/>
-          <w:p>
-            <w:pPr>
-              <w:pStyle w:val="Compact"/>
-              <w:keepNext/>
-              <w:jc w:val="center"/>
-            </w:pPr>
-            <w:r>
-              <w:t xml:space="preserve">Pust 2</w:t>
-            </w:r>
-          </w:p>
-        </w:tc>
-        <w:tc>
-          <w:tcPr/>
-          <w:p>
-            <w:pPr>
-              <w:pStyle w:val="Compact"/>
-              <w:keepNext/>
-              <w:jc w:val="center"/>
-            </w:pPr>
-            <w:r>
-              <w:t xml:space="preserve">Pust 3</w:t>
-            </w:r>
-          </w:p>
-        </w:tc>
-        <w:tc>
-          <w:tcPr/>
-          <w:p>
-            <w:pPr>
-              <w:pStyle w:val="Compact"/>
-              <w:keepNext/>
-              <w:jc w:val="center"/>
-            </w:pPr>
-            <w:r>
-              <w:t xml:space="preserve">Målt (højeste)</w:t>
-            </w:r>
-          </w:p>
-        </w:tc>
-        <w:tc>
-          <w:tcPr/>
-          <w:p>
-            <w:pPr>
-              <w:pStyle w:val="Compact"/>
-              <w:keepNext/>
-              <w:jc w:val="center"/>
-            </w:pPr>
-            <w:r>
-              <w:t xml:space="preserve">Forventet</w:t>
-            </w:r>
-          </w:p>
-        </w:tc>
-      </w:tr>
-      <w:tr>
-        <w:trPr>
-          <w:cantSplit/>
-        </w:trPr>
-        <w:tc>
-          <w:tcPr/>
-          <w:p>
-            <w:pPr>
-              <w:pStyle w:val="Compact"/>
-              <w:jc w:val="left"/>
-            </w:pPr>
-            <w:r>
-              <w:t xml:space="preserve">Peak Flow (L/min)</w:t>
-            </w:r>
-          </w:p>
-        </w:tc>
-        <w:tc>
-          <w:tcPr/>
-          <w:p>
-            <w:pPr>
-              <w:pStyle w:val="Compact"/>
-            </w:pPr>
-          </w:p>
-        </w:tc>
-        <w:tc>
-          <w:tcPr/>
-          <w:p>
-            <w:pPr>
-              <w:pStyle w:val="Compact"/>
-            </w:pPr>
-          </w:p>
-        </w:tc>
-        <w:tc>
-          <w:tcPr/>
-          <w:p>
-            <w:pPr>
-              <w:pStyle w:val="Compact"/>
-            </w:pPr>
-          </w:p>
-        </w:tc>
-        <w:tc>
-          <w:tcPr/>
-          <w:p>
-            <w:pPr>
-              <w:pStyle w:val="Compact"/>
-            </w:pPr>
-          </w:p>
-        </w:tc>
-        <w:tc>
-          <w:tcPr/>
-          <w:p>
-            <w:pPr>
-              <w:pStyle w:val="Compact"/>
-            </w:pPr>
-          </w:p>
+          <w:tbl>
+            <w:tblPr>
+              <w:tblStyle w:val="Table"/>
+              <w:tblW w:type="auto" w:w="0"/>
+              <w:tblLook w:firstRow="1" w:lastRow="0" w:firstColumn="0" w:lastColumn="0" w:noHBand="0" w:noVBand="0" w:val="0020"/>
+            </w:tblPr>
+            <w:tblGrid>
+              <w:gridCol w:w="1320"/>
+              <w:gridCol w:w="1320"/>
+              <w:gridCol w:w="1320"/>
+              <w:gridCol w:w="1320"/>
+              <w:gridCol w:w="1320"/>
+              <w:gridCol w:w="1320"/>
+            </w:tblGrid>
+            <w:tr>
+              <w:trPr>
+                <w:cantSplit/>
+                <w:tblHeader w:val="on"/>
+              </w:trPr>
+              <w:tc>
+                <w:tcPr/>
+                <w:p>
+                  <w:pPr>
+                    <w:pStyle w:val="Compact"/>
+                    <w:keepNext/>
+                  </w:pPr>
+                </w:p>
+              </w:tc>
+              <w:tc>
+                <w:tcPr/>
+                <w:p>
+                  <w:pPr>
+                    <w:pStyle w:val="Compact"/>
+                    <w:keepNext/>
+                    <w:jc w:val="center"/>
+                    <w:jc w:val="center"/>
+                  </w:pPr>
+                  <w:r>
+                    <w:t xml:space="preserve">Pust 1</w:t>
+                  </w:r>
+                </w:p>
+              </w:tc>
+              <w:tc>
+                <w:tcPr/>
+                <w:p>
+                  <w:pPr>
+                    <w:pStyle w:val="Compact"/>
+                    <w:keepNext/>
+                    <w:jc w:val="center"/>
+                    <w:jc w:val="center"/>
+                  </w:pPr>
+                  <w:r>
+                    <w:t xml:space="preserve">Pust 2</w:t>
+                  </w:r>
+                </w:p>
+              </w:tc>
+              <w:tc>
+                <w:tcPr/>
+                <w:p>
+                  <w:pPr>
+                    <w:pStyle w:val="Compact"/>
+                    <w:keepNext/>
+                    <w:jc w:val="center"/>
+                    <w:jc w:val="center"/>
+                  </w:pPr>
+                  <w:r>
+                    <w:t xml:space="preserve">Pust 3</w:t>
+                  </w:r>
+                </w:p>
+              </w:tc>
+              <w:tc>
+                <w:tcPr/>
+                <w:p>
+                  <w:pPr>
+                    <w:pStyle w:val="Compact"/>
+                    <w:keepNext/>
+                    <w:jc w:val="center"/>
+                    <w:jc w:val="center"/>
+                  </w:pPr>
+                  <w:r>
+                    <w:t xml:space="preserve">Målt (højeste)</w:t>
+                  </w:r>
+                </w:p>
+              </w:tc>
+              <w:tc>
+                <w:tcPr/>
+                <w:p>
+                  <w:pPr>
+                    <w:pStyle w:val="Compact"/>
+                    <w:keepNext/>
+                    <w:jc w:val="center"/>
+                    <w:jc w:val="center"/>
+                  </w:pPr>
+                  <w:r>
+                    <w:t xml:space="preserve">Forventet</w:t>
+                  </w:r>
+                </w:p>
+              </w:tc>
+            </w:tr>
+            <w:tr>
+              <w:trPr>
+                <w:cantSplit/>
+              </w:trPr>
+              <w:tc>
+                <w:tcPr/>
+                <w:p>
+                  <w:pPr>
+                    <w:pStyle w:val="Compact"/>
+                    <w:jc w:val="left"/>
+                    <w:jc w:val="center"/>
+                  </w:pPr>
+                  <w:r>
+                    <w:t xml:space="preserve">Peak Flow (L/min)</w:t>
+                  </w:r>
+                </w:p>
+              </w:tc>
+              <w:tc>
+                <w:tcPr/>
+                <w:p>
+                  <w:pPr>
+                    <w:pStyle w:val="Compact"/>
+                  </w:pPr>
+                </w:p>
+              </w:tc>
+              <w:tc>
+                <w:tcPr/>
+                <w:p>
+                  <w:pPr>
+                    <w:pStyle w:val="Compact"/>
+                  </w:pPr>
+                </w:p>
+              </w:tc>
+              <w:tc>
+                <w:tcPr/>
+                <w:p>
+                  <w:pPr>
+                    <w:pStyle w:val="Compact"/>
+                  </w:pPr>
+                </w:p>
+              </w:tc>
+              <w:tc>
+                <w:tcPr/>
+                <w:p>
+                  <w:pPr>
+                    <w:pStyle w:val="Compact"/>
+                  </w:pPr>
+                </w:p>
+              </w:tc>
+              <w:tc>
+                <w:tcPr/>
+                <w:p>
+                  <w:pPr>
+                    <w:pStyle w:val="Compact"/>
+                  </w:pPr>
+                </w:p>
+              </w:tc>
+            </w:tr>
+          </w:tbl>
+          <w:bookmarkEnd w:id="34"/>
+          <w:p/>
         </w:tc>
       </w:tr>
     </w:tbl>
@@ -1202,1097 +1231,1125 @@
         <w:t xml:space="preserve">Skriv derefter dit resultat ind i klassens skema sammen med de andres.</w:t>
       </w:r>
     </w:p>
-    <w:p>
-      <w:pPr>
-        <w:pStyle w:val="TableCaption"/>
-      </w:pPr>
-      <w:r>
-        <w:t xml:space="preserve">Klassens resultater. K = kvinde, M = mand. Skemaet kan overføres direkte til et regneark.</w:t>
-      </w:r>
-    </w:p>
     <w:tbl>
       <w:tblPr>
         <w:tblStyle w:val="Table"/>
-        <w:tblW w:type="auto" w:w="0"/>
-        <w:tblLook w:firstRow="1" w:lastRow="0" w:firstColumn="0" w:lastColumn="0" w:noHBand="0" w:noVBand="0" w:val="0020"/>
-        <w:tblCaption w:val="Klassens resultater. K = kvinde, M = mand. Skemaet kan overføres direkte til et regneark."/>
+        <w:tblW w:type="pct" w:w="5000"/>
+        <w:tblLayout w:type="fixed"/>
+        <w:tblLook w:firstRow="0" w:lastRow="0" w:firstColumn="0" w:lastColumn="0" w:noHBand="0" w:noVBand="0" w:val="0000"/>
       </w:tblPr>
       <w:tblGrid>
-        <w:gridCol w:w="1584"/>
-        <w:gridCol w:w="1584"/>
-        <w:gridCol w:w="1584"/>
-        <w:gridCol w:w="1584"/>
-        <w:gridCol w:w="1584"/>
+        <w:gridCol w:w="7920"/>
       </w:tblGrid>
       <w:tr>
-        <w:trPr>
-          <w:cantSplit/>
-          <w:tblHeader w:val="on"/>
-        </w:trPr>
         <w:tc>
           <w:tcPr/>
+          <w:bookmarkStart w:id="35" w:name="tbl-2"/>
           <w:p>
             <w:pPr>
-              <w:pStyle w:val="Compact"/>
-              <w:keepNext/>
+              <w:jc w:val="center"/>
+            </w:pPr>
+            <w:pPr>
               <w:jc w:val="left"/>
+              <w:spacing w:before="200"/>
+              <w:pStyle w:val="ImageCaption"/>
             </w:pPr>
             <w:r>
-              <w:t xml:space="preserve">Navn</w:t>
+              <w:t xml:space="preserve">Tabel 2: Klassens resultater. K = kvinde, M = mand. Skemaet kan overføres direkte til et regneark.</w:t>
             </w:r>
           </w:p>
-        </w:tc>
-        <w:tc>
-          <w:tcPr/>
-          <w:p>
-            <w:pPr>
-              <w:pStyle w:val="Compact"/>
-              <w:keepNext/>
-              <w:jc w:val="center"/>
-            </w:pPr>
-            <w:r>
-              <w:t xml:space="preserve">Køn (K/M)</w:t>
-            </w:r>
-          </w:p>
-        </w:tc>
-        <w:tc>
-          <w:tcPr/>
-          <w:p>
-            <w:pPr>
-              <w:pStyle w:val="Compact"/>
-              <w:keepNext/>
-              <w:jc w:val="center"/>
-            </w:pPr>
-            <w:r>
-              <w:t xml:space="preserve">Alder (år)</w:t>
-            </w:r>
-          </w:p>
-        </w:tc>
-        <w:tc>
-          <w:tcPr/>
-          <w:p>
-            <w:pPr>
-              <w:pStyle w:val="Compact"/>
-              <w:keepNext/>
-              <w:jc w:val="center"/>
-            </w:pPr>
-            <w:r>
-              <w:t xml:space="preserve">Højde (cm)</w:t>
-            </w:r>
-          </w:p>
-        </w:tc>
-        <w:tc>
-          <w:tcPr/>
-          <w:p>
-            <w:pPr>
-              <w:pStyle w:val="Compact"/>
-              <w:keepNext/>
-              <w:jc w:val="center"/>
-            </w:pPr>
-            <w:r>
-              <w:t xml:space="preserve">Peak Flow (L/min)</w:t>
-            </w:r>
-          </w:p>
-        </w:tc>
-      </w:tr>
-      <w:tr>
-        <w:trPr>
-          <w:cantSplit/>
-        </w:trPr>
-        <w:tc>
-          <w:tcPr/>
-          <w:p>
-            <w:pPr>
-              <w:pStyle w:val="Compact"/>
-              <w:keepNext/>
-            </w:pPr>
-          </w:p>
-        </w:tc>
-        <w:tc>
-          <w:tcPr/>
-          <w:p>
-            <w:pPr>
-              <w:pStyle w:val="Compact"/>
-              <w:keepNext/>
-            </w:pPr>
-          </w:p>
-        </w:tc>
-        <w:tc>
-          <w:tcPr/>
-          <w:p>
-            <w:pPr>
-              <w:pStyle w:val="Compact"/>
-              <w:keepNext/>
-            </w:pPr>
-          </w:p>
-        </w:tc>
-        <w:tc>
-          <w:tcPr/>
-          <w:p>
-            <w:pPr>
-              <w:pStyle w:val="Compact"/>
-              <w:keepNext/>
-            </w:pPr>
-          </w:p>
-        </w:tc>
-        <w:tc>
-          <w:tcPr/>
-          <w:p>
-            <w:pPr>
-              <w:pStyle w:val="Compact"/>
-              <w:keepNext/>
-            </w:pPr>
-          </w:p>
-        </w:tc>
-      </w:tr>
-      <w:tr>
-        <w:trPr>
-          <w:cantSplit/>
-        </w:trPr>
-        <w:tc>
-          <w:tcPr/>
-          <w:p>
-            <w:pPr>
-              <w:pStyle w:val="Compact"/>
-              <w:keepNext/>
-            </w:pPr>
-          </w:p>
-        </w:tc>
-        <w:tc>
-          <w:tcPr/>
-          <w:p>
-            <w:pPr>
-              <w:pStyle w:val="Compact"/>
-              <w:keepNext/>
-            </w:pPr>
-          </w:p>
-        </w:tc>
-        <w:tc>
-          <w:tcPr/>
-          <w:p>
-            <w:pPr>
-              <w:pStyle w:val="Compact"/>
-              <w:keepNext/>
-            </w:pPr>
-          </w:p>
-        </w:tc>
-        <w:tc>
-          <w:tcPr/>
-          <w:p>
-            <w:pPr>
-              <w:pStyle w:val="Compact"/>
-              <w:keepNext/>
-            </w:pPr>
-          </w:p>
-        </w:tc>
-        <w:tc>
-          <w:tcPr/>
-          <w:p>
-            <w:pPr>
-              <w:pStyle w:val="Compact"/>
-              <w:keepNext/>
-            </w:pPr>
-          </w:p>
-        </w:tc>
-      </w:tr>
-      <w:tr>
-        <w:trPr>
-          <w:cantSplit/>
-        </w:trPr>
-        <w:tc>
-          <w:tcPr/>
-          <w:p>
-            <w:pPr>
-              <w:pStyle w:val="Compact"/>
-              <w:keepNext/>
-            </w:pPr>
-          </w:p>
-        </w:tc>
-        <w:tc>
-          <w:tcPr/>
-          <w:p>
-            <w:pPr>
-              <w:pStyle w:val="Compact"/>
-              <w:keepNext/>
-            </w:pPr>
-          </w:p>
-        </w:tc>
-        <w:tc>
-          <w:tcPr/>
-          <w:p>
-            <w:pPr>
-              <w:pStyle w:val="Compact"/>
-              <w:keepNext/>
-            </w:pPr>
-          </w:p>
-        </w:tc>
-        <w:tc>
-          <w:tcPr/>
-          <w:p>
-            <w:pPr>
-              <w:pStyle w:val="Compact"/>
-              <w:keepNext/>
-            </w:pPr>
-          </w:p>
-        </w:tc>
-        <w:tc>
-          <w:tcPr/>
-          <w:p>
-            <w:pPr>
-              <w:pStyle w:val="Compact"/>
-              <w:keepNext/>
-            </w:pPr>
-          </w:p>
-        </w:tc>
-      </w:tr>
-      <w:tr>
-        <w:trPr>
-          <w:cantSplit/>
-        </w:trPr>
-        <w:tc>
-          <w:tcPr/>
-          <w:p>
-            <w:pPr>
-              <w:pStyle w:val="Compact"/>
-              <w:keepNext/>
-            </w:pPr>
-          </w:p>
-        </w:tc>
-        <w:tc>
-          <w:tcPr/>
-          <w:p>
-            <w:pPr>
-              <w:pStyle w:val="Compact"/>
-              <w:keepNext/>
-            </w:pPr>
-          </w:p>
-        </w:tc>
-        <w:tc>
-          <w:tcPr/>
-          <w:p>
-            <w:pPr>
-              <w:pStyle w:val="Compact"/>
-              <w:keepNext/>
-            </w:pPr>
-          </w:p>
-        </w:tc>
-        <w:tc>
-          <w:tcPr/>
-          <w:p>
-            <w:pPr>
-              <w:pStyle w:val="Compact"/>
-              <w:keepNext/>
-            </w:pPr>
-          </w:p>
-        </w:tc>
-        <w:tc>
-          <w:tcPr/>
-          <w:p>
-            <w:pPr>
-              <w:pStyle w:val="Compact"/>
-              <w:keepNext/>
-            </w:pPr>
-          </w:p>
-        </w:tc>
-      </w:tr>
-      <w:tr>
-        <w:trPr>
-          <w:cantSplit/>
-        </w:trPr>
-        <w:tc>
-          <w:tcPr/>
-          <w:p>
-            <w:pPr>
-              <w:pStyle w:val="Compact"/>
-              <w:keepNext/>
-            </w:pPr>
-          </w:p>
-        </w:tc>
-        <w:tc>
-          <w:tcPr/>
-          <w:p>
-            <w:pPr>
-              <w:pStyle w:val="Compact"/>
-              <w:keepNext/>
-            </w:pPr>
-          </w:p>
-        </w:tc>
-        <w:tc>
-          <w:tcPr/>
-          <w:p>
-            <w:pPr>
-              <w:pStyle w:val="Compact"/>
-              <w:keepNext/>
-            </w:pPr>
-          </w:p>
-        </w:tc>
-        <w:tc>
-          <w:tcPr/>
-          <w:p>
-            <w:pPr>
-              <w:pStyle w:val="Compact"/>
-              <w:keepNext/>
-            </w:pPr>
-          </w:p>
-        </w:tc>
-        <w:tc>
-          <w:tcPr/>
-          <w:p>
-            <w:pPr>
-              <w:pStyle w:val="Compact"/>
-              <w:keepNext/>
-            </w:pPr>
-          </w:p>
-        </w:tc>
-      </w:tr>
-      <w:tr>
-        <w:trPr>
-          <w:cantSplit/>
-        </w:trPr>
-        <w:tc>
-          <w:tcPr/>
-          <w:p>
-            <w:pPr>
-              <w:pStyle w:val="Compact"/>
-              <w:keepNext/>
-            </w:pPr>
-          </w:p>
-        </w:tc>
-        <w:tc>
-          <w:tcPr/>
-          <w:p>
-            <w:pPr>
-              <w:pStyle w:val="Compact"/>
-              <w:keepNext/>
-            </w:pPr>
-          </w:p>
-        </w:tc>
-        <w:tc>
-          <w:tcPr/>
-          <w:p>
-            <w:pPr>
-              <w:pStyle w:val="Compact"/>
-              <w:keepNext/>
-            </w:pPr>
-          </w:p>
-        </w:tc>
-        <w:tc>
-          <w:tcPr/>
-          <w:p>
-            <w:pPr>
-              <w:pStyle w:val="Compact"/>
-              <w:keepNext/>
-            </w:pPr>
-          </w:p>
-        </w:tc>
-        <w:tc>
-          <w:tcPr/>
-          <w:p>
-            <w:pPr>
-              <w:pStyle w:val="Compact"/>
-              <w:keepNext/>
-            </w:pPr>
-          </w:p>
-        </w:tc>
-      </w:tr>
-      <w:tr>
-        <w:trPr>
-          <w:cantSplit/>
-        </w:trPr>
-        <w:tc>
-          <w:tcPr/>
-          <w:p>
-            <w:pPr>
-              <w:pStyle w:val="Compact"/>
-              <w:keepNext/>
-            </w:pPr>
-          </w:p>
-        </w:tc>
-        <w:tc>
-          <w:tcPr/>
-          <w:p>
-            <w:pPr>
-              <w:pStyle w:val="Compact"/>
-              <w:keepNext/>
-            </w:pPr>
-          </w:p>
-        </w:tc>
-        <w:tc>
-          <w:tcPr/>
-          <w:p>
-            <w:pPr>
-              <w:pStyle w:val="Compact"/>
-              <w:keepNext/>
-            </w:pPr>
-          </w:p>
-        </w:tc>
-        <w:tc>
-          <w:tcPr/>
-          <w:p>
-            <w:pPr>
-              <w:pStyle w:val="Compact"/>
-              <w:keepNext/>
-            </w:pPr>
-          </w:p>
-        </w:tc>
-        <w:tc>
-          <w:tcPr/>
-          <w:p>
-            <w:pPr>
-              <w:pStyle w:val="Compact"/>
-              <w:keepNext/>
-            </w:pPr>
-          </w:p>
-        </w:tc>
-      </w:tr>
-      <w:tr>
-        <w:trPr>
-          <w:cantSplit/>
-        </w:trPr>
-        <w:tc>
-          <w:tcPr/>
-          <w:p>
-            <w:pPr>
-              <w:pStyle w:val="Compact"/>
-              <w:keepNext/>
-            </w:pPr>
-          </w:p>
-        </w:tc>
-        <w:tc>
-          <w:tcPr/>
-          <w:p>
-            <w:pPr>
-              <w:pStyle w:val="Compact"/>
-              <w:keepNext/>
-            </w:pPr>
-          </w:p>
-        </w:tc>
-        <w:tc>
-          <w:tcPr/>
-          <w:p>
-            <w:pPr>
-              <w:pStyle w:val="Compact"/>
-              <w:keepNext/>
-            </w:pPr>
-          </w:p>
-        </w:tc>
-        <w:tc>
-          <w:tcPr/>
-          <w:p>
-            <w:pPr>
-              <w:pStyle w:val="Compact"/>
-              <w:keepNext/>
-            </w:pPr>
-          </w:p>
-        </w:tc>
-        <w:tc>
-          <w:tcPr/>
-          <w:p>
-            <w:pPr>
-              <w:pStyle w:val="Compact"/>
-              <w:keepNext/>
-            </w:pPr>
-          </w:p>
-        </w:tc>
-      </w:tr>
-      <w:tr>
-        <w:trPr>
-          <w:cantSplit/>
-        </w:trPr>
-        <w:tc>
-          <w:tcPr/>
-          <w:p>
-            <w:pPr>
-              <w:pStyle w:val="Compact"/>
-              <w:keepNext/>
-            </w:pPr>
-          </w:p>
-        </w:tc>
-        <w:tc>
-          <w:tcPr/>
-          <w:p>
-            <w:pPr>
-              <w:pStyle w:val="Compact"/>
-              <w:keepNext/>
-            </w:pPr>
-          </w:p>
-        </w:tc>
-        <w:tc>
-          <w:tcPr/>
-          <w:p>
-            <w:pPr>
-              <w:pStyle w:val="Compact"/>
-              <w:keepNext/>
-            </w:pPr>
-          </w:p>
-        </w:tc>
-        <w:tc>
-          <w:tcPr/>
-          <w:p>
-            <w:pPr>
-              <w:pStyle w:val="Compact"/>
-              <w:keepNext/>
-            </w:pPr>
-          </w:p>
-        </w:tc>
-        <w:tc>
-          <w:tcPr/>
-          <w:p>
-            <w:pPr>
-              <w:pStyle w:val="Compact"/>
-              <w:keepNext/>
-            </w:pPr>
-          </w:p>
-        </w:tc>
-      </w:tr>
-      <w:tr>
-        <w:trPr>
-          <w:cantSplit/>
-        </w:trPr>
-        <w:tc>
-          <w:tcPr/>
-          <w:p>
-            <w:pPr>
-              <w:pStyle w:val="Compact"/>
-              <w:keepNext/>
-            </w:pPr>
-          </w:p>
-        </w:tc>
-        <w:tc>
-          <w:tcPr/>
-          <w:p>
-            <w:pPr>
-              <w:pStyle w:val="Compact"/>
-              <w:keepNext/>
-            </w:pPr>
-          </w:p>
-        </w:tc>
-        <w:tc>
-          <w:tcPr/>
-          <w:p>
-            <w:pPr>
-              <w:pStyle w:val="Compact"/>
-              <w:keepNext/>
-            </w:pPr>
-          </w:p>
-        </w:tc>
-        <w:tc>
-          <w:tcPr/>
-          <w:p>
-            <w:pPr>
-              <w:pStyle w:val="Compact"/>
-              <w:keepNext/>
-            </w:pPr>
-          </w:p>
-        </w:tc>
-        <w:tc>
-          <w:tcPr/>
-          <w:p>
-            <w:pPr>
-              <w:pStyle w:val="Compact"/>
-              <w:keepNext/>
-            </w:pPr>
-          </w:p>
-        </w:tc>
-      </w:tr>
-      <w:tr>
-        <w:trPr>
-          <w:cantSplit/>
-        </w:trPr>
-        <w:tc>
-          <w:tcPr/>
-          <w:p>
-            <w:pPr>
-              <w:pStyle w:val="Compact"/>
-              <w:keepNext/>
-            </w:pPr>
-          </w:p>
-        </w:tc>
-        <w:tc>
-          <w:tcPr/>
-          <w:p>
-            <w:pPr>
-              <w:pStyle w:val="Compact"/>
-              <w:keepNext/>
-            </w:pPr>
-          </w:p>
-        </w:tc>
-        <w:tc>
-          <w:tcPr/>
-          <w:p>
-            <w:pPr>
-              <w:pStyle w:val="Compact"/>
-              <w:keepNext/>
-            </w:pPr>
-          </w:p>
-        </w:tc>
-        <w:tc>
-          <w:tcPr/>
-          <w:p>
-            <w:pPr>
-              <w:pStyle w:val="Compact"/>
-              <w:keepNext/>
-            </w:pPr>
-          </w:p>
-        </w:tc>
-        <w:tc>
-          <w:tcPr/>
-          <w:p>
-            <w:pPr>
-              <w:pStyle w:val="Compact"/>
-              <w:keepNext/>
-            </w:pPr>
-          </w:p>
-        </w:tc>
-      </w:tr>
-      <w:tr>
-        <w:trPr>
-          <w:cantSplit/>
-        </w:trPr>
-        <w:tc>
-          <w:tcPr/>
-          <w:p>
-            <w:pPr>
-              <w:pStyle w:val="Compact"/>
-              <w:keepNext/>
-            </w:pPr>
-          </w:p>
-        </w:tc>
-        <w:tc>
-          <w:tcPr/>
-          <w:p>
-            <w:pPr>
-              <w:pStyle w:val="Compact"/>
-              <w:keepNext/>
-            </w:pPr>
-          </w:p>
-        </w:tc>
-        <w:tc>
-          <w:tcPr/>
-          <w:p>
-            <w:pPr>
-              <w:pStyle w:val="Compact"/>
-              <w:keepNext/>
-            </w:pPr>
-          </w:p>
-        </w:tc>
-        <w:tc>
-          <w:tcPr/>
-          <w:p>
-            <w:pPr>
-              <w:pStyle w:val="Compact"/>
-              <w:keepNext/>
-            </w:pPr>
-          </w:p>
-        </w:tc>
-        <w:tc>
-          <w:tcPr/>
-          <w:p>
-            <w:pPr>
-              <w:pStyle w:val="Compact"/>
-              <w:keepNext/>
-            </w:pPr>
-          </w:p>
-        </w:tc>
-      </w:tr>
-      <w:tr>
-        <w:trPr>
-          <w:cantSplit/>
-        </w:trPr>
-        <w:tc>
-          <w:tcPr/>
-          <w:p>
-            <w:pPr>
-              <w:pStyle w:val="Compact"/>
-              <w:keepNext/>
-            </w:pPr>
-          </w:p>
-        </w:tc>
-        <w:tc>
-          <w:tcPr/>
-          <w:p>
-            <w:pPr>
-              <w:pStyle w:val="Compact"/>
-              <w:keepNext/>
-            </w:pPr>
-          </w:p>
-        </w:tc>
-        <w:tc>
-          <w:tcPr/>
-          <w:p>
-            <w:pPr>
-              <w:pStyle w:val="Compact"/>
-              <w:keepNext/>
-            </w:pPr>
-          </w:p>
-        </w:tc>
-        <w:tc>
-          <w:tcPr/>
-          <w:p>
-            <w:pPr>
-              <w:pStyle w:val="Compact"/>
-              <w:keepNext/>
-            </w:pPr>
-          </w:p>
-        </w:tc>
-        <w:tc>
-          <w:tcPr/>
-          <w:p>
-            <w:pPr>
-              <w:pStyle w:val="Compact"/>
-              <w:keepNext/>
-            </w:pPr>
-          </w:p>
-        </w:tc>
-      </w:tr>
-      <w:tr>
-        <w:trPr>
-          <w:cantSplit/>
-        </w:trPr>
-        <w:tc>
-          <w:tcPr/>
-          <w:p>
-            <w:pPr>
-              <w:pStyle w:val="Compact"/>
-              <w:keepNext/>
-            </w:pPr>
-          </w:p>
-        </w:tc>
-        <w:tc>
-          <w:tcPr/>
-          <w:p>
-            <w:pPr>
-              <w:pStyle w:val="Compact"/>
-              <w:keepNext/>
-            </w:pPr>
-          </w:p>
-        </w:tc>
-        <w:tc>
-          <w:tcPr/>
-          <w:p>
-            <w:pPr>
-              <w:pStyle w:val="Compact"/>
-              <w:keepNext/>
-            </w:pPr>
-          </w:p>
-        </w:tc>
-        <w:tc>
-          <w:tcPr/>
-          <w:p>
-            <w:pPr>
-              <w:pStyle w:val="Compact"/>
-              <w:keepNext/>
-            </w:pPr>
-          </w:p>
-        </w:tc>
-        <w:tc>
-          <w:tcPr/>
-          <w:p>
-            <w:pPr>
-              <w:pStyle w:val="Compact"/>
-              <w:keepNext/>
-            </w:pPr>
-          </w:p>
-        </w:tc>
-      </w:tr>
-      <w:tr>
-        <w:trPr>
-          <w:cantSplit/>
-        </w:trPr>
-        <w:tc>
-          <w:tcPr/>
-          <w:p>
-            <w:pPr>
-              <w:pStyle w:val="Compact"/>
-              <w:keepNext/>
-            </w:pPr>
-          </w:p>
-        </w:tc>
-        <w:tc>
-          <w:tcPr/>
-          <w:p>
-            <w:pPr>
-              <w:pStyle w:val="Compact"/>
-              <w:keepNext/>
-            </w:pPr>
-          </w:p>
-        </w:tc>
-        <w:tc>
-          <w:tcPr/>
-          <w:p>
-            <w:pPr>
-              <w:pStyle w:val="Compact"/>
-              <w:keepNext/>
-            </w:pPr>
-          </w:p>
-        </w:tc>
-        <w:tc>
-          <w:tcPr/>
-          <w:p>
-            <w:pPr>
-              <w:pStyle w:val="Compact"/>
-              <w:keepNext/>
-            </w:pPr>
-          </w:p>
-        </w:tc>
-        <w:tc>
-          <w:tcPr/>
-          <w:p>
-            <w:pPr>
-              <w:pStyle w:val="Compact"/>
-              <w:keepNext/>
-            </w:pPr>
-          </w:p>
-        </w:tc>
-      </w:tr>
-      <w:tr>
-        <w:trPr>
-          <w:cantSplit/>
-        </w:trPr>
-        <w:tc>
-          <w:tcPr/>
-          <w:p>
-            <w:pPr>
-              <w:pStyle w:val="Compact"/>
-              <w:keepNext/>
-            </w:pPr>
-          </w:p>
-        </w:tc>
-        <w:tc>
-          <w:tcPr/>
-          <w:p>
-            <w:pPr>
-              <w:pStyle w:val="Compact"/>
-              <w:keepNext/>
-            </w:pPr>
-          </w:p>
-        </w:tc>
-        <w:tc>
-          <w:tcPr/>
-          <w:p>
-            <w:pPr>
-              <w:pStyle w:val="Compact"/>
-              <w:keepNext/>
-            </w:pPr>
-          </w:p>
-        </w:tc>
-        <w:tc>
-          <w:tcPr/>
-          <w:p>
-            <w:pPr>
-              <w:pStyle w:val="Compact"/>
-              <w:keepNext/>
-            </w:pPr>
-          </w:p>
-        </w:tc>
-        <w:tc>
-          <w:tcPr/>
-          <w:p>
-            <w:pPr>
-              <w:pStyle w:val="Compact"/>
-              <w:keepNext/>
-            </w:pPr>
-          </w:p>
-        </w:tc>
-      </w:tr>
-      <w:tr>
-        <w:trPr>
-          <w:cantSplit/>
-        </w:trPr>
-        <w:tc>
-          <w:tcPr/>
-          <w:p>
-            <w:pPr>
-              <w:pStyle w:val="Compact"/>
-              <w:keepNext/>
-            </w:pPr>
-          </w:p>
-        </w:tc>
-        <w:tc>
-          <w:tcPr/>
-          <w:p>
-            <w:pPr>
-              <w:pStyle w:val="Compact"/>
-              <w:keepNext/>
-            </w:pPr>
-          </w:p>
-        </w:tc>
-        <w:tc>
-          <w:tcPr/>
-          <w:p>
-            <w:pPr>
-              <w:pStyle w:val="Compact"/>
-              <w:keepNext/>
-            </w:pPr>
-          </w:p>
-        </w:tc>
-        <w:tc>
-          <w:tcPr/>
-          <w:p>
-            <w:pPr>
-              <w:pStyle w:val="Compact"/>
-              <w:keepNext/>
-            </w:pPr>
-          </w:p>
-        </w:tc>
-        <w:tc>
-          <w:tcPr/>
-          <w:p>
-            <w:pPr>
-              <w:pStyle w:val="Compact"/>
-              <w:keepNext/>
-            </w:pPr>
-          </w:p>
-        </w:tc>
-      </w:tr>
-      <w:tr>
-        <w:trPr>
-          <w:cantSplit/>
-        </w:trPr>
-        <w:tc>
-          <w:tcPr/>
-          <w:p>
-            <w:pPr>
-              <w:pStyle w:val="Compact"/>
-              <w:keepNext/>
-            </w:pPr>
-          </w:p>
-        </w:tc>
-        <w:tc>
-          <w:tcPr/>
-          <w:p>
-            <w:pPr>
-              <w:pStyle w:val="Compact"/>
-              <w:keepNext/>
-            </w:pPr>
-          </w:p>
-        </w:tc>
-        <w:tc>
-          <w:tcPr/>
-          <w:p>
-            <w:pPr>
-              <w:pStyle w:val="Compact"/>
-              <w:keepNext/>
-            </w:pPr>
-          </w:p>
-        </w:tc>
-        <w:tc>
-          <w:tcPr/>
-          <w:p>
-            <w:pPr>
-              <w:pStyle w:val="Compact"/>
-              <w:keepNext/>
-            </w:pPr>
-          </w:p>
-        </w:tc>
-        <w:tc>
-          <w:tcPr/>
-          <w:p>
-            <w:pPr>
-              <w:pStyle w:val="Compact"/>
-              <w:keepNext/>
-            </w:pPr>
-          </w:p>
-        </w:tc>
-      </w:tr>
-      <w:tr>
-        <w:trPr>
-          <w:cantSplit/>
-        </w:trPr>
-        <w:tc>
-          <w:tcPr/>
-          <w:p>
-            <w:pPr>
-              <w:pStyle w:val="Compact"/>
-              <w:keepNext/>
-            </w:pPr>
-          </w:p>
-        </w:tc>
-        <w:tc>
-          <w:tcPr/>
-          <w:p>
-            <w:pPr>
-              <w:pStyle w:val="Compact"/>
-              <w:keepNext/>
-            </w:pPr>
-          </w:p>
-        </w:tc>
-        <w:tc>
-          <w:tcPr/>
-          <w:p>
-            <w:pPr>
-              <w:pStyle w:val="Compact"/>
-              <w:keepNext/>
-            </w:pPr>
-          </w:p>
-        </w:tc>
-        <w:tc>
-          <w:tcPr/>
-          <w:p>
-            <w:pPr>
-              <w:pStyle w:val="Compact"/>
-              <w:keepNext/>
-            </w:pPr>
-          </w:p>
-        </w:tc>
-        <w:tc>
-          <w:tcPr/>
-          <w:p>
-            <w:pPr>
-              <w:pStyle w:val="Compact"/>
-              <w:keepNext/>
-            </w:pPr>
-          </w:p>
-        </w:tc>
-      </w:tr>
-      <w:tr>
-        <w:trPr>
-          <w:cantSplit/>
-        </w:trPr>
-        <w:tc>
-          <w:tcPr/>
-          <w:p>
-            <w:pPr>
-              <w:pStyle w:val="Compact"/>
-            </w:pPr>
-          </w:p>
-        </w:tc>
-        <w:tc>
-          <w:tcPr/>
-          <w:p>
-            <w:pPr>
-              <w:pStyle w:val="Compact"/>
-            </w:pPr>
-          </w:p>
-        </w:tc>
-        <w:tc>
-          <w:tcPr/>
-          <w:p>
-            <w:pPr>
-              <w:pStyle w:val="Compact"/>
-            </w:pPr>
-          </w:p>
-        </w:tc>
-        <w:tc>
-          <w:tcPr/>
-          <w:p>
-            <w:pPr>
-              <w:pStyle w:val="Compact"/>
-            </w:pPr>
-          </w:p>
-        </w:tc>
-        <w:tc>
-          <w:tcPr/>
-          <w:p>
-            <w:pPr>
-              <w:pStyle w:val="Compact"/>
-            </w:pPr>
-          </w:p>
+          <w:tbl>
+            <w:tblPr>
+              <w:tblStyle w:val="Table"/>
+              <w:tblW w:type="auto" w:w="0"/>
+              <w:tblLook w:firstRow="1" w:lastRow="0" w:firstColumn="0" w:lastColumn="0" w:noHBand="0" w:noVBand="0" w:val="0020"/>
+            </w:tblPr>
+            <w:tblGrid>
+              <w:gridCol w:w="1584"/>
+              <w:gridCol w:w="1584"/>
+              <w:gridCol w:w="1584"/>
+              <w:gridCol w:w="1584"/>
+              <w:gridCol w:w="1584"/>
+            </w:tblGrid>
+            <w:tr>
+              <w:trPr>
+                <w:cantSplit/>
+                <w:tblHeader w:val="on"/>
+              </w:trPr>
+              <w:tc>
+                <w:tcPr/>
+                <w:p>
+                  <w:pPr>
+                    <w:pStyle w:val="Compact"/>
+                    <w:keepNext/>
+                    <w:jc w:val="left"/>
+                    <w:jc w:val="center"/>
+                  </w:pPr>
+                  <w:r>
+                    <w:t xml:space="preserve">Navn</w:t>
+                  </w:r>
+                </w:p>
+              </w:tc>
+              <w:tc>
+                <w:tcPr/>
+                <w:p>
+                  <w:pPr>
+                    <w:pStyle w:val="Compact"/>
+                    <w:keepNext/>
+                    <w:jc w:val="center"/>
+                    <w:jc w:val="center"/>
+                  </w:pPr>
+                  <w:r>
+                    <w:t xml:space="preserve">Køn (K/M)</w:t>
+                  </w:r>
+                </w:p>
+              </w:tc>
+              <w:tc>
+                <w:tcPr/>
+                <w:p>
+                  <w:pPr>
+                    <w:pStyle w:val="Compact"/>
+                    <w:keepNext/>
+                    <w:jc w:val="center"/>
+                    <w:jc w:val="center"/>
+                  </w:pPr>
+                  <w:r>
+                    <w:t xml:space="preserve">Alder (år)</w:t>
+                  </w:r>
+                </w:p>
+              </w:tc>
+              <w:tc>
+                <w:tcPr/>
+                <w:p>
+                  <w:pPr>
+                    <w:pStyle w:val="Compact"/>
+                    <w:keepNext/>
+                    <w:jc w:val="center"/>
+                    <w:jc w:val="center"/>
+                  </w:pPr>
+                  <w:r>
+                    <w:t xml:space="preserve">Højde (cm)</w:t>
+                  </w:r>
+                </w:p>
+              </w:tc>
+              <w:tc>
+                <w:tcPr/>
+                <w:p>
+                  <w:pPr>
+                    <w:pStyle w:val="Compact"/>
+                    <w:keepNext/>
+                    <w:jc w:val="center"/>
+                    <w:jc w:val="center"/>
+                  </w:pPr>
+                  <w:r>
+                    <w:t xml:space="preserve">Peak Flow (L/min)</w:t>
+                  </w:r>
+                </w:p>
+              </w:tc>
+            </w:tr>
+            <w:tr>
+              <w:trPr>
+                <w:cantSplit/>
+              </w:trPr>
+              <w:tc>
+                <w:tcPr/>
+                <w:p>
+                  <w:pPr>
+                    <w:pStyle w:val="Compact"/>
+                    <w:keepNext/>
+                  </w:pPr>
+                </w:p>
+              </w:tc>
+              <w:tc>
+                <w:tcPr/>
+                <w:p>
+                  <w:pPr>
+                    <w:pStyle w:val="Compact"/>
+                    <w:keepNext/>
+                  </w:pPr>
+                </w:p>
+              </w:tc>
+              <w:tc>
+                <w:tcPr/>
+                <w:p>
+                  <w:pPr>
+                    <w:pStyle w:val="Compact"/>
+                    <w:keepNext/>
+                  </w:pPr>
+                </w:p>
+              </w:tc>
+              <w:tc>
+                <w:tcPr/>
+                <w:p>
+                  <w:pPr>
+                    <w:pStyle w:val="Compact"/>
+                    <w:keepNext/>
+                  </w:pPr>
+                </w:p>
+              </w:tc>
+              <w:tc>
+                <w:tcPr/>
+                <w:p>
+                  <w:pPr>
+                    <w:pStyle w:val="Compact"/>
+                    <w:keepNext/>
+                  </w:pPr>
+                </w:p>
+              </w:tc>
+            </w:tr>
+            <w:tr>
+              <w:trPr>
+                <w:cantSplit/>
+              </w:trPr>
+              <w:tc>
+                <w:tcPr/>
+                <w:p>
+                  <w:pPr>
+                    <w:pStyle w:val="Compact"/>
+                    <w:keepNext/>
+                  </w:pPr>
+                </w:p>
+              </w:tc>
+              <w:tc>
+                <w:tcPr/>
+                <w:p>
+                  <w:pPr>
+                    <w:pStyle w:val="Compact"/>
+                    <w:keepNext/>
+                  </w:pPr>
+                </w:p>
+              </w:tc>
+              <w:tc>
+                <w:tcPr/>
+                <w:p>
+                  <w:pPr>
+                    <w:pStyle w:val="Compact"/>
+                    <w:keepNext/>
+                  </w:pPr>
+                </w:p>
+              </w:tc>
+              <w:tc>
+                <w:tcPr/>
+                <w:p>
+                  <w:pPr>
+                    <w:pStyle w:val="Compact"/>
+                    <w:keepNext/>
+                  </w:pPr>
+                </w:p>
+              </w:tc>
+              <w:tc>
+                <w:tcPr/>
+                <w:p>
+                  <w:pPr>
+                    <w:pStyle w:val="Compact"/>
+                    <w:keepNext/>
+                  </w:pPr>
+                </w:p>
+              </w:tc>
+            </w:tr>
+            <w:tr>
+              <w:trPr>
+                <w:cantSplit/>
+              </w:trPr>
+              <w:tc>
+                <w:tcPr/>
+                <w:p>
+                  <w:pPr>
+                    <w:pStyle w:val="Compact"/>
+                    <w:keepNext/>
+                  </w:pPr>
+                </w:p>
+              </w:tc>
+              <w:tc>
+                <w:tcPr/>
+                <w:p>
+                  <w:pPr>
+                    <w:pStyle w:val="Compact"/>
+                    <w:keepNext/>
+                  </w:pPr>
+                </w:p>
+              </w:tc>
+              <w:tc>
+                <w:tcPr/>
+                <w:p>
+                  <w:pPr>
+                    <w:pStyle w:val="Compact"/>
+                    <w:keepNext/>
+                  </w:pPr>
+                </w:p>
+              </w:tc>
+              <w:tc>
+                <w:tcPr/>
+                <w:p>
+                  <w:pPr>
+                    <w:pStyle w:val="Compact"/>
+                    <w:keepNext/>
+                  </w:pPr>
+                </w:p>
+              </w:tc>
+              <w:tc>
+                <w:tcPr/>
+                <w:p>
+                  <w:pPr>
+                    <w:pStyle w:val="Compact"/>
+                    <w:keepNext/>
+                  </w:pPr>
+                </w:p>
+              </w:tc>
+            </w:tr>
+            <w:tr>
+              <w:trPr>
+                <w:cantSplit/>
+              </w:trPr>
+              <w:tc>
+                <w:tcPr/>
+                <w:p>
+                  <w:pPr>
+                    <w:pStyle w:val="Compact"/>
+                    <w:keepNext/>
+                  </w:pPr>
+                </w:p>
+              </w:tc>
+              <w:tc>
+                <w:tcPr/>
+                <w:p>
+                  <w:pPr>
+                    <w:pStyle w:val="Compact"/>
+                    <w:keepNext/>
+                  </w:pPr>
+                </w:p>
+              </w:tc>
+              <w:tc>
+                <w:tcPr/>
+                <w:p>
+                  <w:pPr>
+                    <w:pStyle w:val="Compact"/>
+                    <w:keepNext/>
+                  </w:pPr>
+                </w:p>
+              </w:tc>
+              <w:tc>
+                <w:tcPr/>
+                <w:p>
+                  <w:pPr>
+                    <w:pStyle w:val="Compact"/>
+                    <w:keepNext/>
+                  </w:pPr>
+                </w:p>
+              </w:tc>
+              <w:tc>
+                <w:tcPr/>
+                <w:p>
+                  <w:pPr>
+                    <w:pStyle w:val="Compact"/>
+                    <w:keepNext/>
+                  </w:pPr>
+                </w:p>
+              </w:tc>
+            </w:tr>
+            <w:tr>
+              <w:trPr>
+                <w:cantSplit/>
+              </w:trPr>
+              <w:tc>
+                <w:tcPr/>
+                <w:p>
+                  <w:pPr>
+                    <w:pStyle w:val="Compact"/>
+                    <w:keepNext/>
+                  </w:pPr>
+                </w:p>
+              </w:tc>
+              <w:tc>
+                <w:tcPr/>
+                <w:p>
+                  <w:pPr>
+                    <w:pStyle w:val="Compact"/>
+                    <w:keepNext/>
+                  </w:pPr>
+                </w:p>
+              </w:tc>
+              <w:tc>
+                <w:tcPr/>
+                <w:p>
+                  <w:pPr>
+                    <w:pStyle w:val="Compact"/>
+                    <w:keepNext/>
+                  </w:pPr>
+                </w:p>
+              </w:tc>
+              <w:tc>
+                <w:tcPr/>
+                <w:p>
+                  <w:pPr>
+                    <w:pStyle w:val="Compact"/>
+                    <w:keepNext/>
+                  </w:pPr>
+                </w:p>
+              </w:tc>
+              <w:tc>
+                <w:tcPr/>
+                <w:p>
+                  <w:pPr>
+                    <w:pStyle w:val="Compact"/>
+                    <w:keepNext/>
+                  </w:pPr>
+                </w:p>
+              </w:tc>
+            </w:tr>
+            <w:tr>
+              <w:trPr>
+                <w:cantSplit/>
+              </w:trPr>
+              <w:tc>
+                <w:tcPr/>
+                <w:p>
+                  <w:pPr>
+                    <w:pStyle w:val="Compact"/>
+                    <w:keepNext/>
+                  </w:pPr>
+                </w:p>
+              </w:tc>
+              <w:tc>
+                <w:tcPr/>
+                <w:p>
+                  <w:pPr>
+                    <w:pStyle w:val="Compact"/>
+                    <w:keepNext/>
+                  </w:pPr>
+                </w:p>
+              </w:tc>
+              <w:tc>
+                <w:tcPr/>
+                <w:p>
+                  <w:pPr>
+                    <w:pStyle w:val="Compact"/>
+                    <w:keepNext/>
+                  </w:pPr>
+                </w:p>
+              </w:tc>
+              <w:tc>
+                <w:tcPr/>
+                <w:p>
+                  <w:pPr>
+                    <w:pStyle w:val="Compact"/>
+                    <w:keepNext/>
+                  </w:pPr>
+                </w:p>
+              </w:tc>
+              <w:tc>
+                <w:tcPr/>
+                <w:p>
+                  <w:pPr>
+                    <w:pStyle w:val="Compact"/>
+                    <w:keepNext/>
+                  </w:pPr>
+                </w:p>
+              </w:tc>
+            </w:tr>
+            <w:tr>
+              <w:trPr>
+                <w:cantSplit/>
+              </w:trPr>
+              <w:tc>
+                <w:tcPr/>
+                <w:p>
+                  <w:pPr>
+                    <w:pStyle w:val="Compact"/>
+                    <w:keepNext/>
+                  </w:pPr>
+                </w:p>
+              </w:tc>
+              <w:tc>
+                <w:tcPr/>
+                <w:p>
+                  <w:pPr>
+                    <w:pStyle w:val="Compact"/>
+                    <w:keepNext/>
+                  </w:pPr>
+                </w:p>
+              </w:tc>
+              <w:tc>
+                <w:tcPr/>
+                <w:p>
+                  <w:pPr>
+                    <w:pStyle w:val="Compact"/>
+                    <w:keepNext/>
+                  </w:pPr>
+                </w:p>
+              </w:tc>
+              <w:tc>
+                <w:tcPr/>
+                <w:p>
+                  <w:pPr>
+                    <w:pStyle w:val="Compact"/>
+                    <w:keepNext/>
+                  </w:pPr>
+                </w:p>
+              </w:tc>
+              <w:tc>
+                <w:tcPr/>
+                <w:p>
+                  <w:pPr>
+                    <w:pStyle w:val="Compact"/>
+                    <w:keepNext/>
+                  </w:pPr>
+                </w:p>
+              </w:tc>
+            </w:tr>
+            <w:tr>
+              <w:trPr>
+                <w:cantSplit/>
+              </w:trPr>
+              <w:tc>
+                <w:tcPr/>
+                <w:p>
+                  <w:pPr>
+                    <w:pStyle w:val="Compact"/>
+                    <w:keepNext/>
+                  </w:pPr>
+                </w:p>
+              </w:tc>
+              <w:tc>
+                <w:tcPr/>
+                <w:p>
+                  <w:pPr>
+                    <w:pStyle w:val="Compact"/>
+                    <w:keepNext/>
+                  </w:pPr>
+                </w:p>
+              </w:tc>
+              <w:tc>
+                <w:tcPr/>
+                <w:p>
+                  <w:pPr>
+                    <w:pStyle w:val="Compact"/>
+                    <w:keepNext/>
+                  </w:pPr>
+                </w:p>
+              </w:tc>
+              <w:tc>
+                <w:tcPr/>
+                <w:p>
+                  <w:pPr>
+                    <w:pStyle w:val="Compact"/>
+                    <w:keepNext/>
+                  </w:pPr>
+                </w:p>
+              </w:tc>
+              <w:tc>
+                <w:tcPr/>
+                <w:p>
+                  <w:pPr>
+                    <w:pStyle w:val="Compact"/>
+                    <w:keepNext/>
+                  </w:pPr>
+                </w:p>
+              </w:tc>
+            </w:tr>
+            <w:tr>
+              <w:trPr>
+                <w:cantSplit/>
+              </w:trPr>
+              <w:tc>
+                <w:tcPr/>
+                <w:p>
+                  <w:pPr>
+                    <w:pStyle w:val="Compact"/>
+                    <w:keepNext/>
+                  </w:pPr>
+                </w:p>
+              </w:tc>
+              <w:tc>
+                <w:tcPr/>
+                <w:p>
+                  <w:pPr>
+                    <w:pStyle w:val="Compact"/>
+                    <w:keepNext/>
+                  </w:pPr>
+                </w:p>
+              </w:tc>
+              <w:tc>
+                <w:tcPr/>
+                <w:p>
+                  <w:pPr>
+                    <w:pStyle w:val="Compact"/>
+                    <w:keepNext/>
+                  </w:pPr>
+                </w:p>
+              </w:tc>
+              <w:tc>
+                <w:tcPr/>
+                <w:p>
+                  <w:pPr>
+                    <w:pStyle w:val="Compact"/>
+                    <w:keepNext/>
+                  </w:pPr>
+                </w:p>
+              </w:tc>
+              <w:tc>
+                <w:tcPr/>
+                <w:p>
+                  <w:pPr>
+                    <w:pStyle w:val="Compact"/>
+                    <w:keepNext/>
+                  </w:pPr>
+                </w:p>
+              </w:tc>
+            </w:tr>
+            <w:tr>
+              <w:trPr>
+                <w:cantSplit/>
+              </w:trPr>
+              <w:tc>
+                <w:tcPr/>
+                <w:p>
+                  <w:pPr>
+                    <w:pStyle w:val="Compact"/>
+                    <w:keepNext/>
+                  </w:pPr>
+                </w:p>
+              </w:tc>
+              <w:tc>
+                <w:tcPr/>
+                <w:p>
+                  <w:pPr>
+                    <w:pStyle w:val="Compact"/>
+                    <w:keepNext/>
+                  </w:pPr>
+                </w:p>
+              </w:tc>
+              <w:tc>
+                <w:tcPr/>
+                <w:p>
+                  <w:pPr>
+                    <w:pStyle w:val="Compact"/>
+                    <w:keepNext/>
+                  </w:pPr>
+                </w:p>
+              </w:tc>
+              <w:tc>
+                <w:tcPr/>
+                <w:p>
+                  <w:pPr>
+                    <w:pStyle w:val="Compact"/>
+                    <w:keepNext/>
+                  </w:pPr>
+                </w:p>
+              </w:tc>
+              <w:tc>
+                <w:tcPr/>
+                <w:p>
+                  <w:pPr>
+                    <w:pStyle w:val="Compact"/>
+                    <w:keepNext/>
+                  </w:pPr>
+                </w:p>
+              </w:tc>
+            </w:tr>
+            <w:tr>
+              <w:trPr>
+                <w:cantSplit/>
+              </w:trPr>
+              <w:tc>
+                <w:tcPr/>
+                <w:p>
+                  <w:pPr>
+                    <w:pStyle w:val="Compact"/>
+                    <w:keepNext/>
+                  </w:pPr>
+                </w:p>
+              </w:tc>
+              <w:tc>
+                <w:tcPr/>
+                <w:p>
+                  <w:pPr>
+                    <w:pStyle w:val="Compact"/>
+                    <w:keepNext/>
+                  </w:pPr>
+                </w:p>
+              </w:tc>
+              <w:tc>
+                <w:tcPr/>
+                <w:p>
+                  <w:pPr>
+                    <w:pStyle w:val="Compact"/>
+                    <w:keepNext/>
+                  </w:pPr>
+                </w:p>
+              </w:tc>
+              <w:tc>
+                <w:tcPr/>
+                <w:p>
+                  <w:pPr>
+                    <w:pStyle w:val="Compact"/>
+                    <w:keepNext/>
+                  </w:pPr>
+                </w:p>
+              </w:tc>
+              <w:tc>
+                <w:tcPr/>
+                <w:p>
+                  <w:pPr>
+                    <w:pStyle w:val="Compact"/>
+                    <w:keepNext/>
+                  </w:pPr>
+                </w:p>
+              </w:tc>
+            </w:tr>
+            <w:tr>
+              <w:trPr>
+                <w:cantSplit/>
+              </w:trPr>
+              <w:tc>
+                <w:tcPr/>
+                <w:p>
+                  <w:pPr>
+                    <w:pStyle w:val="Compact"/>
+                    <w:keepNext/>
+                  </w:pPr>
+                </w:p>
+              </w:tc>
+              <w:tc>
+                <w:tcPr/>
+                <w:p>
+                  <w:pPr>
+                    <w:pStyle w:val="Compact"/>
+                    <w:keepNext/>
+                  </w:pPr>
+                </w:p>
+              </w:tc>
+              <w:tc>
+                <w:tcPr/>
+                <w:p>
+                  <w:pPr>
+                    <w:pStyle w:val="Compact"/>
+                    <w:keepNext/>
+                  </w:pPr>
+                </w:p>
+              </w:tc>
+              <w:tc>
+                <w:tcPr/>
+                <w:p>
+                  <w:pPr>
+                    <w:pStyle w:val="Compact"/>
+                    <w:keepNext/>
+                  </w:pPr>
+                </w:p>
+              </w:tc>
+              <w:tc>
+                <w:tcPr/>
+                <w:p>
+                  <w:pPr>
+                    <w:pStyle w:val="Compact"/>
+                    <w:keepNext/>
+                  </w:pPr>
+                </w:p>
+              </w:tc>
+            </w:tr>
+            <w:tr>
+              <w:trPr>
+                <w:cantSplit/>
+              </w:trPr>
+              <w:tc>
+                <w:tcPr/>
+                <w:p>
+                  <w:pPr>
+                    <w:pStyle w:val="Compact"/>
+                    <w:keepNext/>
+                  </w:pPr>
+                </w:p>
+              </w:tc>
+              <w:tc>
+                <w:tcPr/>
+                <w:p>
+                  <w:pPr>
+                    <w:pStyle w:val="Compact"/>
+                    <w:keepNext/>
+                  </w:pPr>
+                </w:p>
+              </w:tc>
+              <w:tc>
+                <w:tcPr/>
+                <w:p>
+                  <w:pPr>
+                    <w:pStyle w:val="Compact"/>
+                    <w:keepNext/>
+                  </w:pPr>
+                </w:p>
+              </w:tc>
+              <w:tc>
+                <w:tcPr/>
+                <w:p>
+                  <w:pPr>
+                    <w:pStyle w:val="Compact"/>
+                    <w:keepNext/>
+                  </w:pPr>
+                </w:p>
+              </w:tc>
+              <w:tc>
+                <w:tcPr/>
+                <w:p>
+                  <w:pPr>
+                    <w:pStyle w:val="Compact"/>
+                    <w:keepNext/>
+                  </w:pPr>
+                </w:p>
+              </w:tc>
+            </w:tr>
+            <w:tr>
+              <w:trPr>
+                <w:cantSplit/>
+              </w:trPr>
+              <w:tc>
+                <w:tcPr/>
+                <w:p>
+                  <w:pPr>
+                    <w:pStyle w:val="Compact"/>
+                    <w:keepNext/>
+                  </w:pPr>
+                </w:p>
+              </w:tc>
+              <w:tc>
+                <w:tcPr/>
+                <w:p>
+                  <w:pPr>
+                    <w:pStyle w:val="Compact"/>
+                    <w:keepNext/>
+                  </w:pPr>
+                </w:p>
+              </w:tc>
+              <w:tc>
+                <w:tcPr/>
+                <w:p>
+                  <w:pPr>
+                    <w:pStyle w:val="Compact"/>
+                    <w:keepNext/>
+                  </w:pPr>
+                </w:p>
+              </w:tc>
+              <w:tc>
+                <w:tcPr/>
+                <w:p>
+                  <w:pPr>
+                    <w:pStyle w:val="Compact"/>
+                    <w:keepNext/>
+                  </w:pPr>
+                </w:p>
+              </w:tc>
+              <w:tc>
+                <w:tcPr/>
+                <w:p>
+                  <w:pPr>
+                    <w:pStyle w:val="Compact"/>
+                    <w:keepNext/>
+                  </w:pPr>
+                </w:p>
+              </w:tc>
+            </w:tr>
+            <w:tr>
+              <w:trPr>
+                <w:cantSplit/>
+              </w:trPr>
+              <w:tc>
+                <w:tcPr/>
+                <w:p>
+                  <w:pPr>
+                    <w:pStyle w:val="Compact"/>
+                    <w:keepNext/>
+                  </w:pPr>
+                </w:p>
+              </w:tc>
+              <w:tc>
+                <w:tcPr/>
+                <w:p>
+                  <w:pPr>
+                    <w:pStyle w:val="Compact"/>
+                    <w:keepNext/>
+                  </w:pPr>
+                </w:p>
+              </w:tc>
+              <w:tc>
+                <w:tcPr/>
+                <w:p>
+                  <w:pPr>
+                    <w:pStyle w:val="Compact"/>
+                    <w:keepNext/>
+                  </w:pPr>
+                </w:p>
+              </w:tc>
+              <w:tc>
+                <w:tcPr/>
+                <w:p>
+                  <w:pPr>
+                    <w:pStyle w:val="Compact"/>
+                    <w:keepNext/>
+                  </w:pPr>
+                </w:p>
+              </w:tc>
+              <w:tc>
+                <w:tcPr/>
+                <w:p>
+                  <w:pPr>
+                    <w:pStyle w:val="Compact"/>
+                    <w:keepNext/>
+                  </w:pPr>
+                </w:p>
+              </w:tc>
+            </w:tr>
+            <w:tr>
+              <w:trPr>
+                <w:cantSplit/>
+              </w:trPr>
+              <w:tc>
+                <w:tcPr/>
+                <w:p>
+                  <w:pPr>
+                    <w:pStyle w:val="Compact"/>
+                    <w:keepNext/>
+                  </w:pPr>
+                </w:p>
+              </w:tc>
+              <w:tc>
+                <w:tcPr/>
+                <w:p>
+                  <w:pPr>
+                    <w:pStyle w:val="Compact"/>
+                    <w:keepNext/>
+                  </w:pPr>
+                </w:p>
+              </w:tc>
+              <w:tc>
+                <w:tcPr/>
+                <w:p>
+                  <w:pPr>
+                    <w:pStyle w:val="Compact"/>
+                    <w:keepNext/>
+                  </w:pPr>
+                </w:p>
+              </w:tc>
+              <w:tc>
+                <w:tcPr/>
+                <w:p>
+                  <w:pPr>
+                    <w:pStyle w:val="Compact"/>
+                    <w:keepNext/>
+                  </w:pPr>
+                </w:p>
+              </w:tc>
+              <w:tc>
+                <w:tcPr/>
+                <w:p>
+                  <w:pPr>
+                    <w:pStyle w:val="Compact"/>
+                    <w:keepNext/>
+                  </w:pPr>
+                </w:p>
+              </w:tc>
+            </w:tr>
+            <w:tr>
+              <w:trPr>
+                <w:cantSplit/>
+              </w:trPr>
+              <w:tc>
+                <w:tcPr/>
+                <w:p>
+                  <w:pPr>
+                    <w:pStyle w:val="Compact"/>
+                    <w:keepNext/>
+                  </w:pPr>
+                </w:p>
+              </w:tc>
+              <w:tc>
+                <w:tcPr/>
+                <w:p>
+                  <w:pPr>
+                    <w:pStyle w:val="Compact"/>
+                    <w:keepNext/>
+                  </w:pPr>
+                </w:p>
+              </w:tc>
+              <w:tc>
+                <w:tcPr/>
+                <w:p>
+                  <w:pPr>
+                    <w:pStyle w:val="Compact"/>
+                    <w:keepNext/>
+                  </w:pPr>
+                </w:p>
+              </w:tc>
+              <w:tc>
+                <w:tcPr/>
+                <w:p>
+                  <w:pPr>
+                    <w:pStyle w:val="Compact"/>
+                    <w:keepNext/>
+                  </w:pPr>
+                </w:p>
+              </w:tc>
+              <w:tc>
+                <w:tcPr/>
+                <w:p>
+                  <w:pPr>
+                    <w:pStyle w:val="Compact"/>
+                    <w:keepNext/>
+                  </w:pPr>
+                </w:p>
+              </w:tc>
+            </w:tr>
+            <w:tr>
+              <w:trPr>
+                <w:cantSplit/>
+              </w:trPr>
+              <w:tc>
+                <w:tcPr/>
+                <w:p>
+                  <w:pPr>
+                    <w:pStyle w:val="Compact"/>
+                    <w:keepNext/>
+                  </w:pPr>
+                </w:p>
+              </w:tc>
+              <w:tc>
+                <w:tcPr/>
+                <w:p>
+                  <w:pPr>
+                    <w:pStyle w:val="Compact"/>
+                    <w:keepNext/>
+                  </w:pPr>
+                </w:p>
+              </w:tc>
+              <w:tc>
+                <w:tcPr/>
+                <w:p>
+                  <w:pPr>
+                    <w:pStyle w:val="Compact"/>
+                    <w:keepNext/>
+                  </w:pPr>
+                </w:p>
+              </w:tc>
+              <w:tc>
+                <w:tcPr/>
+                <w:p>
+                  <w:pPr>
+                    <w:pStyle w:val="Compact"/>
+                    <w:keepNext/>
+                  </w:pPr>
+                </w:p>
+              </w:tc>
+              <w:tc>
+                <w:tcPr/>
+                <w:p>
+                  <w:pPr>
+                    <w:pStyle w:val="Compact"/>
+                    <w:keepNext/>
+                  </w:pPr>
+                </w:p>
+              </w:tc>
+            </w:tr>
+            <w:tr>
+              <w:trPr>
+                <w:cantSplit/>
+              </w:trPr>
+              <w:tc>
+                <w:tcPr/>
+                <w:p>
+                  <w:pPr>
+                    <w:pStyle w:val="Compact"/>
+                    <w:keepNext/>
+                  </w:pPr>
+                </w:p>
+              </w:tc>
+              <w:tc>
+                <w:tcPr/>
+                <w:p>
+                  <w:pPr>
+                    <w:pStyle w:val="Compact"/>
+                    <w:keepNext/>
+                  </w:pPr>
+                </w:p>
+              </w:tc>
+              <w:tc>
+                <w:tcPr/>
+                <w:p>
+                  <w:pPr>
+                    <w:pStyle w:val="Compact"/>
+                    <w:keepNext/>
+                  </w:pPr>
+                </w:p>
+              </w:tc>
+              <w:tc>
+                <w:tcPr/>
+                <w:p>
+                  <w:pPr>
+                    <w:pStyle w:val="Compact"/>
+                    <w:keepNext/>
+                  </w:pPr>
+                </w:p>
+              </w:tc>
+              <w:tc>
+                <w:tcPr/>
+                <w:p>
+                  <w:pPr>
+                    <w:pStyle w:val="Compact"/>
+                    <w:keepNext/>
+                  </w:pPr>
+                </w:p>
+              </w:tc>
+            </w:tr>
+            <w:tr>
+              <w:trPr>
+                <w:cantSplit/>
+              </w:trPr>
+              <w:tc>
+                <w:tcPr/>
+                <w:p>
+                  <w:pPr>
+                    <w:pStyle w:val="Compact"/>
+                  </w:pPr>
+                </w:p>
+              </w:tc>
+              <w:tc>
+                <w:tcPr/>
+                <w:p>
+                  <w:pPr>
+                    <w:pStyle w:val="Compact"/>
+                  </w:pPr>
+                </w:p>
+              </w:tc>
+              <w:tc>
+                <w:tcPr/>
+                <w:p>
+                  <w:pPr>
+                    <w:pStyle w:val="Compact"/>
+                  </w:pPr>
+                </w:p>
+              </w:tc>
+              <w:tc>
+                <w:tcPr/>
+                <w:p>
+                  <w:pPr>
+                    <w:pStyle w:val="Compact"/>
+                  </w:pPr>
+                </w:p>
+              </w:tc>
+              <w:tc>
+                <w:tcPr/>
+                <w:p>
+                  <w:pPr>
+                    <w:pStyle w:val="Compact"/>
+                  </w:pPr>
+                </w:p>
+              </w:tc>
+            </w:tr>
+          </w:tbl>
+          <w:bookmarkEnd w:id="35"/>
+          <w:p/>
         </w:tc>
       </w:tr>
     </w:tbl>
-    <w:bookmarkEnd w:id="34"/>
-    <w:bookmarkStart w:id="35" w:name="databehandling"/>
+    <w:bookmarkEnd w:id="36"/>
+    <w:bookmarkStart w:id="37" w:name="databehandling"/>
     <w:p>
       <w:pPr>
         <w:pStyle w:val="Heading2"/>
@@ -2433,7 +2490,7 @@
         </m:oMath>
       </m:oMathPara>
     </w:p>
-    <w:bookmarkEnd w:id="35"/>
+    <w:bookmarkEnd w:id="37"/>
     <w:sectPr>
       <w:headerReference r:id="rId7" w:type="default"/>
       <w:footerReference r:id="rId8" w:type="default"/>

--- a/Øvelser/Biologi/peak-flow-maaling/peak-flow-maaling.docx
+++ b/Øvelser/Biologi/peak-flow-maaling/peak-flow-maaling.docx
@@ -66,23 +66,7 @@
         <w:pStyle w:val="FirstParagraph"/>
       </w:pPr>
       <w:r>
-        <w:t xml:space="preserve">Vitalkapaciteten fortæller, hvor meget luft lungerne kan rumme, men ikke hvor let luften kan komme ud af dem. Har man astma, er bronkiegrenene forsnævrede, og så kan vitalkapaciteten godt være normal, selvom ventilationsevnen er nedsat. Ventilationsevnen måles i stedet som luftens største strømningshastighed under en kraftig udånding —</w:t>
-      </w:r>
-      <w:r>
-        <w:t xml:space="preserve"> </w:t>
-      </w:r>
-      <w:r>
-        <w:rPr>
-          <w:b/>
-          <w:bCs/>
-        </w:rPr>
-        <w:t xml:space="preserve">Peak Flow</w:t>
-      </w:r>
-      <w:r>
-        <w:t xml:space="preserve"> </w:t>
-      </w:r>
-      <w:r>
-        <w:t xml:space="preserve">— i liter pr. minut.</w:t>
+        <w:t xml:space="preserve">Vitalkapaciteten fortæller, hvor meget luft lungerne kan rumme, men ikke hvor let luften kan komme ud af dem. Har man astma, er bronkiegrenene forsnævrede, og så kan vitalkapaciteten godt være normal, selvom ventilationsevnen er nedsat. Ventilationsevnen måles i stedet som luftens største strømningshastighed under en kraftig udånding — Peak Flow — i liter pr. minut.</w:t>
       </w:r>
     </w:p>
     <w:p>
@@ -160,20 +144,7 @@
         </w:numPr>
       </w:pPr>
       <w:r>
-        <w:t xml:space="preserve">Blæs ud så kraftigt og så hurtigt, som det overhovedet er muligt — ét kort, eksplosivt pust. Her tæller</w:t>
-      </w:r>
-      <w:r>
-        <w:t xml:space="preserve"> </w:t>
-      </w:r>
-      <w:r>
-        <w:rPr>
-          <w:b/>
-          <w:bCs/>
-        </w:rPr>
-        <w:t xml:space="preserve">hastigheden</w:t>
-      </w:r>
-      <w:r>
-        <w:t xml:space="preserve">, ikke hvor længe I kan blive ved.</w:t>
+        <w:t xml:space="preserve">Blæs ud så kraftigt og så hurtigt, som det overhovedet er muligt — ét kort, eksplosivt pust. Her tæller hastigheden, ikke hvor længe I kan blive ved.</w:t>
       </w:r>
     </w:p>
     <w:p>
@@ -197,23 +168,7 @@
         </w:numPr>
       </w:pPr>
       <w:r>
-        <w:t xml:space="preserve">Nulstil viseren, og gentag i alt tre gange. Jeres Peak Flow er den</w:t>
-      </w:r>
-      <w:r>
-        <w:t xml:space="preserve"> </w:t>
-      </w:r>
-      <w:r>
-        <w:rPr>
-          <w:b/>
-          <w:bCs/>
-        </w:rPr>
-        <w:t xml:space="preserve">højeste</w:t>
-      </w:r>
-      <w:r>
-        <w:t xml:space="preserve"> </w:t>
-      </w:r>
-      <w:r>
-        <w:t xml:space="preserve">af de tre værdier.</w:t>
+        <w:t xml:space="preserve">Nulstil viseren, og gentag i alt tre gange. Jeres Peak Flow er den højeste af de tre værdier.</w:t>
       </w:r>
     </w:p>
     <w:p>
@@ -388,7 +343,7 @@
                     <a:graphicData uri="http://schemas.openxmlformats.org/drawingml/2006/picture">
                       <pic:pic>
                         <pic:nvPicPr>
-                          <pic:cNvPr descr="/Applications/quarto/share/formats/docx/tip.png" id="26" name="Picture"/>
+                          <pic:cNvPr descr="/tmp/claude-0/-home-user-smbi/7d291b92-c289-57a9-b4b8-12c4134f11be/scratchpad/qo/quarto-1.10.18/share/formats/docx/tip.png" id="26" name="Picture"/>
                           <pic:cNvPicPr>
                             <a:picLocks noChangeArrowheads="1" noChangeAspect="1"/>
                           </pic:cNvPicPr>
@@ -500,23 +455,7 @@
               </w:numPr>
             </w:pPr>
             <w:r>
-              <w:t xml:space="preserve">Alle i klassen skal måle på</w:t>
-            </w:r>
-            <w:r>
-              <w:t xml:space="preserve"> </w:t>
-            </w:r>
-            <w:r>
-              <w:rPr>
-                <w:b/>
-                <w:bCs/>
-              </w:rPr>
-              <w:t xml:space="preserve">samme</w:t>
-            </w:r>
-            <w:r>
-              <w:t xml:space="preserve"> </w:t>
-            </w:r>
-            <w:r>
-              <w:t xml:space="preserve">peakflow-meter — forskellige apparater kan være kalibreret lidt forskelligt.</w:t>
+              <w:t xml:space="preserve">Alle i klassen skal måle på samme peakflow-meter — forskellige apparater kan være kalibreret lidt forskelligt.</w:t>
             </w:r>
           </w:p>
           <w:p/>
@@ -578,7 +517,7 @@
                     <a:graphicData uri="http://schemas.openxmlformats.org/drawingml/2006/picture">
                       <pic:pic>
                         <pic:nvPicPr>
-                          <pic:cNvPr descr="/Applications/quarto/share/formats/docx/note.png" id="29" name="Picture"/>
+                          <pic:cNvPr descr="/tmp/claude-0/-home-user-smbi/7d291b92-c289-57a9-b4b8-12c4134f11be/scratchpad/qo/quarto-1.10.18/share/formats/docx/note.png" id="29" name="Picture"/>
                           <pic:cNvPicPr>
                             <a:picLocks noChangeArrowheads="1" noChangeAspect="1"/>
                           </pic:cNvPicPr>
@@ -740,7 +679,7 @@
                     <a:graphicData uri="http://schemas.openxmlformats.org/drawingml/2006/picture">
                       <pic:pic>
                         <pic:nvPicPr>
-                          <pic:cNvPr descr="/Applications/quarto/share/formats/docx/important.png" id="32" name="Picture"/>
+                          <pic:cNvPr descr="/tmp/claude-0/-home-user-smbi/7d291b92-c289-57a9-b4b8-12c4134f11be/scratchpad/qo/quarto-1.10.18/share/formats/docx/important.png" id="32" name="Picture"/>
                           <pic:cNvPicPr>
                             <a:picLocks noChangeArrowheads="1" noChangeAspect="1"/>
                           </pic:cNvPicPr>

--- a/Øvelser/Biologi/peak-flow-maaling/peak-flow-maaling.docx
+++ b/Øvelser/Biologi/peak-flow-maaling/peak-flow-maaling.docx
@@ -343,7 +343,7 @@
                     <a:graphicData uri="http://schemas.openxmlformats.org/drawingml/2006/picture">
                       <pic:pic>
                         <pic:nvPicPr>
-                          <pic:cNvPr descr="/tmp/claude-0/-home-user-smbi/7d291b92-c289-57a9-b4b8-12c4134f11be/scratchpad/qo/quarto-1.10.18/share/formats/docx/tip.png" id="26" name="Picture"/>
+                          <pic:cNvPr descr="/Applications/quarto/share/formats/docx/tip.png" id="26" name="Picture"/>
                           <pic:cNvPicPr>
                             <a:picLocks noChangeArrowheads="1" noChangeAspect="1"/>
                           </pic:cNvPicPr>
@@ -517,7 +517,7 @@
                     <a:graphicData uri="http://schemas.openxmlformats.org/drawingml/2006/picture">
                       <pic:pic>
                         <pic:nvPicPr>
-                          <pic:cNvPr descr="/tmp/claude-0/-home-user-smbi/7d291b92-c289-57a9-b4b8-12c4134f11be/scratchpad/qo/quarto-1.10.18/share/formats/docx/note.png" id="29" name="Picture"/>
+                          <pic:cNvPr descr="/Applications/quarto/share/formats/docx/note.png" id="29" name="Picture"/>
                           <pic:cNvPicPr>
                             <a:picLocks noChangeArrowheads="1" noChangeAspect="1"/>
                           </pic:cNvPicPr>
@@ -679,7 +679,7 @@
                     <a:graphicData uri="http://schemas.openxmlformats.org/drawingml/2006/picture">
                       <pic:pic>
                         <pic:nvPicPr>
-                          <pic:cNvPr descr="/tmp/claude-0/-home-user-smbi/7d291b92-c289-57a9-b4b8-12c4134f11be/scratchpad/qo/quarto-1.10.18/share/formats/docx/important.png" id="32" name="Picture"/>
+                          <pic:cNvPr descr="/Applications/quarto/share/formats/docx/important.png" id="32" name="Picture"/>
                           <pic:cNvPicPr>
                             <a:picLocks noChangeArrowheads="1" noChangeAspect="1"/>
                           </pic:cNvPicPr>
@@ -2430,6 +2430,88 @@
       </m:oMathPara>
     </w:p>
     <w:bookmarkEnd w:id="37"/>
+    <w:bookmarkStart w:id="38" w:name="journalspørgsmål"/>
+    <w:p>
+      <w:pPr>
+        <w:pStyle w:val="Heading2"/>
+      </w:pPr>
+      <w:r>
+        <w:t xml:space="preserve">Journalspørgsmål</w:t>
+      </w:r>
+    </w:p>
+    <w:p>
+      <w:pPr>
+        <w:pStyle w:val="Compact"/>
+        <w:numPr>
+          <w:ilvl w:val="0"/>
+          <w:numId w:val="1006"/>
+        </w:numPr>
+      </w:pPr>
+      <w:r>
+        <w:t xml:space="preserve">Hvor godt passede din målte værdi med den forventede? Diskutér, hvad en afvigelse på fx 10–20 % kan skyldes, og hvornår en afvigelse bør give anledning til at undersøge lungefunktionen nærmere.</w:t>
+      </w:r>
+    </w:p>
+    <w:p>
+      <w:pPr>
+        <w:pStyle w:val="Compact"/>
+        <w:numPr>
+          <w:ilvl w:val="0"/>
+          <w:numId w:val="1006"/>
+        </w:numPr>
+      </w:pPr>
+      <w:r>
+        <w:t xml:space="preserve">Er der forskel på Peak Flow hos klassens mænd og kvinder? Forklar forskellen biologisk, og overvej, hvor meget af den der kan skyldes forskellen i højde.</w:t>
+      </w:r>
+    </w:p>
+    <w:p>
+      <w:pPr>
+        <w:pStyle w:val="Compact"/>
+        <w:numPr>
+          <w:ilvl w:val="0"/>
+          <w:numId w:val="1006"/>
+        </w:numPr>
+      </w:pPr>
+      <w:r>
+        <w:t xml:space="preserve">Forklar forskellen på vitalkapacitet og Peak Flow. Hvorfor kan en person med astma have en normal vitalkapacitet, men nedsat Peak Flow?</w:t>
+      </w:r>
+    </w:p>
+    <w:p>
+      <w:pPr>
+        <w:pStyle w:val="Compact"/>
+        <w:numPr>
+          <w:ilvl w:val="0"/>
+          <w:numId w:val="1006"/>
+        </w:numPr>
+      </w:pPr>
+      <w:r>
+        <w:t xml:space="preserve">Hvad sker der i bronkiegrenene under et astmaanfald, og hvordan virker astmamedicin, der udvider bronkierne?</w:t>
+      </w:r>
+    </w:p>
+    <w:p>
+      <w:pPr>
+        <w:pStyle w:val="Compact"/>
+        <w:numPr>
+          <w:ilvl w:val="0"/>
+          <w:numId w:val="1006"/>
+        </w:numPr>
+      </w:pPr>
+      <w:r>
+        <w:t xml:space="preserve">Hvorfor bruger man den højeste af tre målinger og ikke gennemsnittet? Hvordan kan teknikken påvirke resultatet?</w:t>
+      </w:r>
+    </w:p>
+    <w:p>
+      <w:pPr>
+        <w:pStyle w:val="Compact"/>
+        <w:numPr>
+          <w:ilvl w:val="0"/>
+          <w:numId w:val="1006"/>
+        </w:numPr>
+      </w:pPr>
+      <w:r>
+        <w:t xml:space="preserve">Hvordan kan rygning eller luftforurening på længere sigt påvirke Peak Flow?</w:t>
+      </w:r>
+    </w:p>
+    <w:bookmarkEnd w:id="38"/>
     <w:sectPr>
       <w:headerReference r:id="rId7" w:type="default"/>
       <w:footerReference r:id="rId8" w:type="default"/>
@@ -3018,6 +3100,36 @@
     <w:abstractNumId w:val="991"/>
   </w:num>
   <w:num w:numId="1005">
+    <w:abstractNumId w:val="99411"/>
+    <w:lvlOverride w:ilvl="0">
+      <w:startOverride w:val="1"/>
+    </w:lvlOverride>
+    <w:lvlOverride w:ilvl="1">
+      <w:startOverride w:val="1"/>
+    </w:lvlOverride>
+    <w:lvlOverride w:ilvl="2">
+      <w:startOverride w:val="1"/>
+    </w:lvlOverride>
+    <w:lvlOverride w:ilvl="3">
+      <w:startOverride w:val="1"/>
+    </w:lvlOverride>
+    <w:lvlOverride w:ilvl="4">
+      <w:startOverride w:val="1"/>
+    </w:lvlOverride>
+    <w:lvlOverride w:ilvl="5">
+      <w:startOverride w:val="1"/>
+    </w:lvlOverride>
+    <w:lvlOverride w:ilvl="6">
+      <w:startOverride w:val="1"/>
+    </w:lvlOverride>
+    <w:lvlOverride w:ilvl="7">
+      <w:startOverride w:val="1"/>
+    </w:lvlOverride>
+    <w:lvlOverride w:ilvl="8">
+      <w:startOverride w:val="1"/>
+    </w:lvlOverride>
+  </w:num>
+  <w:num w:numId="1006">
     <w:abstractNumId w:val="99411"/>
     <w:lvlOverride w:ilvl="0">
       <w:startOverride w:val="1"/>
